--- a/en/wisdom-stories/dreaming.docx
+++ b/en/wisdom-stories/dreaming.docx
@@ -29,7 +29,7 @@
         <w:rPr>
           <w:b/>
         </w:rPr>
-        <w:t>Moral: Every dream that falls into the heart has a purpose. Allah does not place in the heart a wish He will not grant — do not lose hope.</w:t>
+        <w:t xml:space="preserve">Moral: Every dream that takes root in the heart has a purpose. Allah does not place in the heart a wish He will not grant — do not lose hope.</w:t>
       </w:r>
       <w:r/>
     </w:p>
